--- a/docs/E志愿.docx
+++ b/docs/E志愿.docx
@@ -12976,7 +12976,7 @@
           <w:sz w:val="18"/>
         </w:rPr>
         <w:br/>
-        <w:t xml:space="preserve">    &lt;title&gt;志愿秀 - E志愿志愿者服务平台 V1.0&lt;/title&gt;</w:t>
+        <w:t xml:space="preserve">    &lt;title&gt;志愿秀 - E志愿志愿服务管理系统 V1.0&lt;/title&gt;</w:t>
       </w:r>
       <w:r>
         <w:rPr>
@@ -16712,7 +16712,7 @@
           <w:sz w:val="18"/>
         </w:rPr>
         <w:br/>
-        <w:t xml:space="preserve">    &lt;title&gt;培训与公告 - E志愿志愿者服务平台 V1.0&lt;/title&gt;</w:t>
+        <w:t xml:space="preserve">    &lt;title&gt;培训与公告 - E志愿志愿服务管理系统 V1.0&lt;/title&gt;</w:t>
       </w:r>
       <w:r>
         <w:rPr>
@@ -24500,7 +24500,7 @@
         <w:rFonts w:ascii="宋体" w:hAnsi="宋体" w:eastAsia="宋体"/>
         <w:sz w:val="18"/>
       </w:rPr>
-      <w:t>E志愿志愿者服务平台 V1.0</w:t>
+      <w:t>E志愿志愿服务管理系统 V1.0</w:t>
       <w:tab/>
       <w:t xml:space="preserve">第 </w:t>
     </w:r>
